--- a/docs/rapport_technique.docx
+++ b/docs/rapport_technique.docx
@@ -155,13 +155,8 @@
           <w:numId w:val="11"/>
         </w:numPr>
       </w:pPr>
-      <w:proofErr w:type="gramStart"/>
-      <w:r>
-        <w:t>rechercher</w:t>
-      </w:r>
-      <w:proofErr w:type="gramEnd"/>
-      <w:r>
-        <w:t xml:space="preserve"> des événements pertinents via similarité sémantique,</w:t>
+      <w:r>
+        <w:t>rechercher des événements pertinents via similarité sémantique,</w:t>
       </w:r>
     </w:p>
     <w:p>
@@ -177,13 +172,8 @@
           <w:numId w:val="11"/>
         </w:numPr>
       </w:pPr>
-      <w:proofErr w:type="gramStart"/>
-      <w:r>
-        <w:t>contextualiser</w:t>
-      </w:r>
-      <w:proofErr w:type="gramEnd"/>
-      <w:r>
-        <w:t xml:space="preserve"> la réponse grâce à une base vectorielle,</w:t>
+      <w:r>
+        <w:t>contextualiser la réponse grâce à une base vectorielle,</w:t>
       </w:r>
     </w:p>
     <w:p>
@@ -199,13 +189,8 @@
           <w:numId w:val="11"/>
         </w:numPr>
       </w:pPr>
-      <w:proofErr w:type="gramStart"/>
-      <w:r>
-        <w:t>générer</w:t>
-      </w:r>
-      <w:proofErr w:type="gramEnd"/>
-      <w:r>
-        <w:t xml:space="preserve"> une réponse structurée et synthétique à partir d’un LLM</w:t>
+      <w:r>
+        <w:t>générer une réponse structurée et synthétique à partir d’un LLM</w:t>
       </w:r>
     </w:p>
     <w:p>
@@ -252,13 +237,8 @@
           <w:numId w:val="11"/>
         </w:numPr>
       </w:pPr>
-      <w:proofErr w:type="gramStart"/>
-      <w:r>
-        <w:t>la</w:t>
-      </w:r>
-      <w:proofErr w:type="gramEnd"/>
-      <w:r>
-        <w:t xml:space="preserve"> faisabilité technique d’un assistant basé sur RAG,</w:t>
+      <w:r>
+        <w:t>la faisabilité technique d’un assistant basé sur RAG,</w:t>
       </w:r>
     </w:p>
     <w:p>
@@ -274,13 +254,8 @@
           <w:numId w:val="11"/>
         </w:numPr>
       </w:pPr>
-      <w:proofErr w:type="gramStart"/>
-      <w:r>
-        <w:t>la</w:t>
-      </w:r>
-      <w:proofErr w:type="gramEnd"/>
-      <w:r>
-        <w:t xml:space="preserve"> pertinence des recommandations générées,</w:t>
+      <w:r>
+        <w:t>la pertinence des recommandations générées,</w:t>
       </w:r>
     </w:p>
     <w:p>
@@ -296,13 +271,8 @@
           <w:numId w:val="11"/>
         </w:numPr>
       </w:pPr>
-      <w:proofErr w:type="gramStart"/>
-      <w:r>
-        <w:t>la</w:t>
-      </w:r>
-      <w:proofErr w:type="gramEnd"/>
-      <w:r>
-        <w:t xml:space="preserve"> performance du système (temps de réponse, qualité des réponses),</w:t>
+      <w:r>
+        <w:t>la performance du système (temps de réponse, qualité des réponses),</w:t>
       </w:r>
     </w:p>
     <w:p>
@@ -318,13 +288,8 @@
           <w:numId w:val="11"/>
         </w:numPr>
       </w:pPr>
-      <w:proofErr w:type="gramStart"/>
-      <w:r>
-        <w:t>l’intégration</w:t>
-      </w:r>
-      <w:proofErr w:type="gramEnd"/>
-      <w:r>
-        <w:t xml:space="preserve"> dans une architecture API conteneurisée (Docker).</w:t>
+      <w:r>
+        <w:t>l’intégration dans une architecture API conteneurisée (Docker).</w:t>
       </w:r>
       <w:r>
         <w:br/>
@@ -357,13 +322,7 @@
         <w:spacing w:after="240"/>
       </w:pPr>
       <w:r>
-        <w:t xml:space="preserve">Zone géographique : </w:t>
-      </w:r>
-      <w:r>
-        <w:t>Département</w:t>
-      </w:r>
-      <w:r>
-        <w:t xml:space="preserve"> Nord (France)</w:t>
+        <w:t>Zone géographique : Département Nord (France)</w:t>
       </w:r>
     </w:p>
     <w:p>
@@ -475,6 +434,9 @@
         <w:spacing w:before="240"/>
       </w:pPr>
       <w:r>
+        <w:rPr>
+          <w:noProof/>
+        </w:rPr>
         <w:drawing>
           <wp:inline distT="0" distB="0" distL="0" distR="0" wp14:anchorId="397B20EE" wp14:editId="58FD14B3">
             <wp:extent cx="5731510" cy="2059305"/>
@@ -517,6 +479,9 @@
         <w:spacing w:before="240"/>
       </w:pPr>
       <w:r>
+        <w:rPr>
+          <w:noProof/>
+        </w:rPr>
         <w:drawing>
           <wp:inline distT="0" distB="0" distL="0" distR="0" wp14:anchorId="6C6E0750" wp14:editId="62C5B243">
             <wp:extent cx="5731510" cy="2610485"/>
@@ -861,10 +826,7 @@
       </w:r>
       <w:proofErr w:type="spellEnd"/>
       <w:r>
-        <w:t xml:space="preserve"> (serveur ASGI</w:t>
-      </w:r>
-      <w:r>
-        <w:t>)</w:t>
+        <w:t xml:space="preserve"> (serveur ASGI)</w:t>
       </w:r>
       <w:r>
         <w:br/>
@@ -939,10 +901,7 @@
         <w:spacing w:before="240"/>
       </w:pPr>
       <w:r>
-        <w:t>Département du</w:t>
-      </w:r>
-      <w:r>
-        <w:t xml:space="preserve"> Nord</w:t>
+        <w:t>Département du Nord</w:t>
       </w:r>
     </w:p>
     <w:p>
@@ -994,13 +953,8 @@
           <w:numId w:val="11"/>
         </w:numPr>
       </w:pPr>
-      <w:proofErr w:type="gramStart"/>
-      <w:r>
-        <w:t>suppression</w:t>
-      </w:r>
-      <w:proofErr w:type="gramEnd"/>
-      <w:r>
-        <w:t xml:space="preserve"> des champs vides</w:t>
+      <w:r>
+        <w:t>suppression des champs vides</w:t>
       </w:r>
     </w:p>
     <w:p>
@@ -1011,13 +965,8 @@
           <w:numId w:val="11"/>
         </w:numPr>
       </w:pPr>
-      <w:proofErr w:type="gramStart"/>
-      <w:r>
-        <w:t>normalisation</w:t>
-      </w:r>
-      <w:proofErr w:type="gramEnd"/>
-      <w:r>
-        <w:t xml:space="preserve"> des dates</w:t>
+      <w:r>
+        <w:t>normalisation des dates</w:t>
       </w:r>
     </w:p>
     <w:p>
@@ -1028,13 +977,8 @@
           <w:numId w:val="11"/>
         </w:numPr>
       </w:pPr>
-      <w:proofErr w:type="gramStart"/>
-      <w:r>
-        <w:t>suppression</w:t>
-      </w:r>
-      <w:proofErr w:type="gramEnd"/>
-      <w:r>
-        <w:t xml:space="preserve"> des caractères spéciaux</w:t>
+      <w:r>
+        <w:t>suppression des caractères spéciaux</w:t>
       </w:r>
     </w:p>
     <w:p>
@@ -1045,13 +989,8 @@
           <w:numId w:val="11"/>
         </w:numPr>
       </w:pPr>
-      <w:proofErr w:type="gramStart"/>
-      <w:r>
-        <w:t>concaténation</w:t>
-      </w:r>
-      <w:proofErr w:type="gramEnd"/>
-      <w:r>
-        <w:t xml:space="preserve"> des champs pour créer un texte contextuel riche</w:t>
+      <w:r>
+        <w:t>concaténation des champs pour créer un texte contextuel riche</w:t>
       </w:r>
     </w:p>
     <w:p>
@@ -1436,23 +1375,18 @@
         <w:rPr>
           <w:b/>
         </w:rPr>
-        <w:t xml:space="preserve"> (si utilisé)</w:t>
-      </w:r>
-      <w:r>
-        <w:t xml:space="preserve"> : </w:t>
+        <w:t xml:space="preserve"> </w:t>
+      </w:r>
+      <w:r>
+        <w:t xml:space="preserve">: </w:t>
       </w:r>
     </w:p>
     <w:p>
       <w:pPr>
         <w:ind w:left="720"/>
       </w:pPr>
-      <w:proofErr w:type="gramStart"/>
-      <w:r>
-        <w:t>Le prompt structure</w:t>
-      </w:r>
-      <w:proofErr w:type="gramEnd"/>
-      <w:r>
-        <w:t xml:space="preserve"> :</w:t>
+      <w:r>
+        <w:t>Le prompt structure :</w:t>
       </w:r>
     </w:p>
     <w:p>
@@ -1505,8 +1439,6 @@
       </w:pPr>
       <w:r>
         <w:tab/>
-      </w:r>
-      <w:r>
         <w:t>Réponds uniquement à partir du contexte fourni.</w:t>
       </w:r>
     </w:p>
@@ -1749,10 +1681,7 @@
         <w:spacing w:after="240"/>
       </w:pPr>
       <w:r>
-        <w:t>T</w:t>
-      </w:r>
-      <w:r>
-        <w:t>itre</w:t>
+        <w:t>Titre</w:t>
       </w:r>
     </w:p>
     <w:p>
@@ -1765,10 +1694,7 @@
         <w:spacing w:after="240"/>
       </w:pPr>
       <w:r>
-        <w:t>D</w:t>
-      </w:r>
-      <w:r>
-        <w:t>escription</w:t>
+        <w:t>Description</w:t>
       </w:r>
     </w:p>
     <w:p>
@@ -1781,10 +1707,7 @@
         <w:spacing w:after="240"/>
       </w:pPr>
       <w:r>
-        <w:t>D</w:t>
-      </w:r>
-      <w:r>
-        <w:t>ate</w:t>
+        <w:t>Date</w:t>
       </w:r>
     </w:p>
     <w:p>
@@ -1797,10 +1720,7 @@
         <w:spacing w:after="240"/>
       </w:pPr>
       <w:r>
-        <w:t>L</w:t>
-      </w:r>
-      <w:r>
-        <w:t>ieu</w:t>
+        <w:t>Lieu</w:t>
       </w:r>
     </w:p>
     <w:p>
@@ -1812,11 +1732,9 @@
         </w:numPr>
         <w:spacing w:after="240"/>
       </w:pPr>
-      <w:proofErr w:type="gramStart"/>
       <w:r>
         <w:t>keyword</w:t>
       </w:r>
-      <w:proofErr w:type="gramEnd"/>
     </w:p>
     <w:p>
       <w:pPr>
@@ -1827,11 +1745,9 @@
         </w:numPr>
         <w:spacing w:after="240"/>
       </w:pPr>
-      <w:proofErr w:type="gramStart"/>
       <w:r>
         <w:t>catégorie</w:t>
       </w:r>
-      <w:proofErr w:type="gramEnd"/>
       <w:r>
         <w:br/>
       </w:r>
@@ -1973,10 +1889,7 @@
         <w:t>Entrée :</w:t>
       </w:r>
       <w:r>
-        <w:t xml:space="preserve"> </w:t>
-      </w:r>
-      <w:r>
-        <w:t>{</w:t>
+        <w:t xml:space="preserve"> {</w:t>
       </w:r>
     </w:p>
     <w:p>
@@ -1984,15 +1897,7 @@
         <w:ind w:left="2160"/>
       </w:pPr>
       <w:r>
-        <w:t xml:space="preserve"> "question</w:t>
-      </w:r>
-      <w:proofErr w:type="gramStart"/>
-      <w:r>
-        <w:t>":</w:t>
-      </w:r>
-      <w:proofErr w:type="gramEnd"/>
-      <w:r>
-        <w:t xml:space="preserve"> "Quels événements culturels à Lille ce week-end ?"</w:t>
+        <w:t xml:space="preserve"> "question": "Quels événements culturels à Lille ce week-end ?"</w:t>
       </w:r>
     </w:p>
     <w:p>
@@ -2011,10 +1916,7 @@
         </w:numPr>
       </w:pPr>
       <w:r>
-        <w:t>Sortie :</w:t>
-      </w:r>
-      <w:r>
-        <w:t xml:space="preserve"> </w:t>
+        <w:t xml:space="preserve">Sortie : </w:t>
       </w:r>
       <w:r>
         <w:t>{</w:t>
@@ -2032,13 +1934,8 @@
         <w:t>answer</w:t>
       </w:r>
       <w:proofErr w:type="spellEnd"/>
-      <w:proofErr w:type="gramStart"/>
-      <w:r>
-        <w:t>":</w:t>
-      </w:r>
-      <w:proofErr w:type="gramEnd"/>
-      <w:r>
-        <w:t xml:space="preserve"> "...",</w:t>
+      <w:r>
+        <w:t>": "...",</w:t>
       </w:r>
     </w:p>
     <w:p>
@@ -2053,13 +1950,8 @@
         <w:t>events</w:t>
       </w:r>
       <w:proofErr w:type="spellEnd"/>
-      <w:proofErr w:type="gramStart"/>
-      <w:r>
-        <w:t>":</w:t>
-      </w:r>
-      <w:proofErr w:type="gramEnd"/>
-      <w:r>
-        <w:t xml:space="preserve"> [...]</w:t>
+      <w:r>
+        <w:t>": [...]</w:t>
       </w:r>
     </w:p>
     <w:p>
@@ -2128,19 +2020,7 @@
         <w:rPr>
           <w:lang w:val="en-US"/>
         </w:rPr>
-        <w:t xml:space="preserve"> "</w:t>
-      </w:r>
-      <w:r>
-        <w:rPr>
-          <w:lang w:val="en-US"/>
-        </w:rPr>
-        <w:t xml:space="preserve"> </w:t>
-      </w:r>
-      <w:r>
-        <w:rPr>
-          <w:lang w:val="en-US"/>
-        </w:rPr>
-        <w:t>x-</w:t>
+        <w:t xml:space="preserve"> " x-</w:t>
       </w:r>
       <w:proofErr w:type="spellStart"/>
       <w:r>
@@ -2212,13 +2092,8 @@
         <w:t>status</w:t>
       </w:r>
       <w:proofErr w:type="spellEnd"/>
-      <w:proofErr w:type="gramStart"/>
-      <w:r>
-        <w:t>":</w:t>
-      </w:r>
-      <w:proofErr w:type="gramEnd"/>
-      <w:r>
-        <w:t xml:space="preserve"> "...",</w:t>
+      <w:r>
+        <w:t>": "...",</w:t>
       </w:r>
     </w:p>
     <w:p>
@@ -2226,18 +2101,7 @@
         <w:ind w:left="2160"/>
       </w:pPr>
       <w:r>
-        <w:t xml:space="preserve"> "</w:t>
-      </w:r>
-      <w:r>
-        <w:t>message</w:t>
-      </w:r>
-      <w:proofErr w:type="gramStart"/>
-      <w:r>
-        <w:t>":</w:t>
-      </w:r>
-      <w:proofErr w:type="gramEnd"/>
-      <w:r>
-        <w:t xml:space="preserve"> [...]</w:t>
+        <w:t xml:space="preserve"> "message": [...]</w:t>
       </w:r>
     </w:p>
     <w:p>
@@ -2327,73 +2191,74 @@
     <w:p>
       <w:pPr>
         <w:ind w:left="2160"/>
-      </w:pPr>
-      <w:r>
+        <w:rPr>
+          <w:lang w:val="en-US"/>
+        </w:rPr>
+      </w:pPr>
+      <w:r>
+        <w:t xml:space="preserve"> </w:t>
+      </w:r>
+      <w:r>
+        <w:rPr>
+          <w:lang w:val="en-US"/>
+        </w:rPr>
+        <w:t>"status": "...",</w:t>
+      </w:r>
+    </w:p>
+    <w:p>
+      <w:pPr>
+        <w:ind w:left="2160"/>
+        <w:rPr>
+          <w:lang w:val="en-US"/>
+        </w:rPr>
+      </w:pPr>
+      <w:r>
+        <w:rPr>
+          <w:lang w:val="en-US"/>
+        </w:rPr>
         <w:t xml:space="preserve"> "</w:t>
       </w:r>
       <w:proofErr w:type="spellStart"/>
       <w:r>
-        <w:t>status</w:t>
-      </w:r>
-      <w:proofErr w:type="spellEnd"/>
-      <w:proofErr w:type="gramStart"/>
-      <w:r>
-        <w:t>":</w:t>
-      </w:r>
-      <w:proofErr w:type="gramEnd"/>
-      <w:r>
-        <w:t xml:space="preserve"> "...",</w:t>
+        <w:rPr>
+          <w:lang w:val="en-US"/>
+        </w:rPr>
+        <w:t>uptime_seconds</w:t>
+      </w:r>
+      <w:proofErr w:type="spellEnd"/>
+      <w:r>
+        <w:rPr>
+          <w:lang w:val="en-US"/>
+        </w:rPr>
+        <w:t>": "...",</w:t>
       </w:r>
     </w:p>
     <w:p>
       <w:pPr>
         <w:ind w:left="2160"/>
-      </w:pPr>
-      <w:r>
+        <w:rPr>
+          <w:lang w:val="en-US"/>
+        </w:rPr>
+      </w:pPr>
+      <w:r>
+        <w:rPr>
+          <w:lang w:val="en-US"/>
+        </w:rPr>
         <w:t xml:space="preserve"> "</w:t>
       </w:r>
       <w:proofErr w:type="spellStart"/>
       <w:r>
         <w:rPr>
-          <w:lang w:val="fr-FR"/>
-        </w:rPr>
-        <w:t>uptime_seconds</w:t>
-      </w:r>
-      <w:proofErr w:type="spellEnd"/>
-      <w:proofErr w:type="gramStart"/>
-      <w:r>
-        <w:t>":</w:t>
-      </w:r>
-      <w:proofErr w:type="gramEnd"/>
-      <w:r>
-        <w:t xml:space="preserve"> "...",</w:t>
-      </w:r>
-    </w:p>
-    <w:p>
-      <w:pPr>
-        <w:ind w:left="2160"/>
-      </w:pPr>
-      <w:r>
-        <w:t xml:space="preserve"> </w:t>
-      </w:r>
-      <w:r>
-        <w:t>"</w:t>
-      </w:r>
-      <w:proofErr w:type="spellStart"/>
-      <w:r>
-        <w:rPr>
-          <w:lang w:val="fr-FR"/>
+          <w:lang w:val="en-US"/>
         </w:rPr>
         <w:t>uptime_human</w:t>
       </w:r>
       <w:proofErr w:type="spellEnd"/>
-      <w:proofErr w:type="gramStart"/>
-      <w:r>
-        <w:t>":</w:t>
-      </w:r>
-      <w:proofErr w:type="gramEnd"/>
-      <w:r>
-        <w:t xml:space="preserve"> "...",</w:t>
+      <w:r>
+        <w:rPr>
+          <w:lang w:val="en-US"/>
+        </w:rPr>
+        <w:t>": "...",</w:t>
       </w:r>
     </w:p>
     <w:p>
@@ -2497,13 +2362,8 @@
         <w:t>name</w:t>
       </w:r>
       <w:proofErr w:type="spellEnd"/>
-      <w:proofErr w:type="gramStart"/>
-      <w:r>
-        <w:t>":</w:t>
-      </w:r>
-      <w:proofErr w:type="gramEnd"/>
-      <w:r>
-        <w:t xml:space="preserve"> "...",</w:t>
+      <w:r>
+        <w:t>": "...",</w:t>
       </w:r>
     </w:p>
     <w:p>
@@ -2519,13 +2379,8 @@
         </w:rPr>
         <w:t>version</w:t>
       </w:r>
-      <w:proofErr w:type="gramStart"/>
-      <w:r>
-        <w:t>":</w:t>
-      </w:r>
-      <w:proofErr w:type="gramEnd"/>
-      <w:r>
-        <w:t xml:space="preserve"> "...",</w:t>
+      <w:r>
+        <w:t>": "...",</w:t>
       </w:r>
     </w:p>
     <w:p>
@@ -2541,13 +2396,8 @@
         </w:rPr>
         <w:t>description</w:t>
       </w:r>
-      <w:proofErr w:type="gramStart"/>
-      <w:r>
-        <w:t>":</w:t>
-      </w:r>
-      <w:proofErr w:type="gramEnd"/>
-      <w:r>
-        <w:t xml:space="preserve"> "...",</w:t>
+      <w:r>
+        <w:t>": "...",</w:t>
       </w:r>
     </w:p>
     <w:p>
@@ -2555,10 +2405,7 @@
         <w:ind w:left="2160"/>
       </w:pPr>
       <w:r>
-        <w:t xml:space="preserve"> </w:t>
-      </w:r>
-      <w:r>
-        <w:t>"</w:t>
+        <w:t xml:space="preserve"> "</w:t>
       </w:r>
       <w:proofErr w:type="spellStart"/>
       <w:r>
@@ -2568,13 +2415,8 @@
         <w:t>status</w:t>
       </w:r>
       <w:proofErr w:type="spellEnd"/>
-      <w:proofErr w:type="gramStart"/>
-      <w:r>
-        <w:t>":</w:t>
-      </w:r>
-      <w:proofErr w:type="gramEnd"/>
-      <w:r>
-        <w:t xml:space="preserve"> "...",</w:t>
+      <w:r>
+        <w:t>": "...",</w:t>
       </w:r>
     </w:p>
     <w:p>
@@ -2646,15 +2488,7 @@
         <w:ind w:left="720"/>
       </w:pPr>
       <w:r>
-        <w:t>-H "Content-</w:t>
-      </w:r>
-      <w:proofErr w:type="gramStart"/>
-      <w:r>
-        <w:t>Type:</w:t>
-      </w:r>
-      <w:proofErr w:type="gramEnd"/>
-      <w:r>
-        <w:t xml:space="preserve"> application/</w:t>
+        <w:t>-H "Content-Type: application/</w:t>
       </w:r>
       <w:proofErr w:type="spellStart"/>
       <w:r>
@@ -2670,23 +2504,7 @@
         <w:ind w:left="720"/>
       </w:pPr>
       <w:r>
-        <w:t xml:space="preserve">-d </w:t>
-      </w:r>
-      <w:proofErr w:type="gramStart"/>
-      <w:r>
-        <w:t>'{</w:t>
-      </w:r>
-      <w:proofErr w:type="gramEnd"/>
-      <w:r>
-        <w:t>"question</w:t>
-      </w:r>
-      <w:proofErr w:type="gramStart"/>
-      <w:r>
-        <w:t>":</w:t>
-      </w:r>
-      <w:proofErr w:type="gramEnd"/>
-      <w:r>
-        <w:t xml:space="preserve"> "Concerts à Lille"}'</w:t>
+        <w:t>-d '{"question": "Concerts à Lille"}'</w:t>
       </w:r>
     </w:p>
     <w:p>
@@ -3067,7 +2885,6 @@
           <w:lang w:val="en-US"/>
         </w:rPr>
       </w:pPr>
-      <w:proofErr w:type="gramStart"/>
       <w:r>
         <w:rPr>
           <w:lang w:val="en-US"/>
@@ -3075,7 +2892,6 @@
         <w:t>test_rag.py::</w:t>
       </w:r>
       <w:proofErr w:type="spellStart"/>
-      <w:proofErr w:type="gramEnd"/>
       <w:r>
         <w:rPr>
           <w:lang w:val="en-US"/>
@@ -3087,21 +2903,35 @@
         <w:rPr>
           <w:lang w:val="en-US"/>
         </w:rPr>
-        <w:t xml:space="preserve"> PASSED                                                                                      </w:t>
-      </w:r>
-      <w:proofErr w:type="gramStart"/>
-      <w:r>
+        <w:t xml:space="preserve"> PASSED                                                                                         [ 33%]</w:t>
+      </w:r>
+    </w:p>
+    <w:p>
+      <w:pPr>
+        <w:ind w:left="1440"/>
         <w:rPr>
           <w:lang w:val="en-US"/>
         </w:rPr>
-        <w:t xml:space="preserve">   [</w:t>
-      </w:r>
-      <w:proofErr w:type="gramEnd"/>
+      </w:pPr>
       <w:r>
         <w:rPr>
           <w:lang w:val="en-US"/>
         </w:rPr>
-        <w:t xml:space="preserve"> 33%]</w:t>
+        <w:t>test_rag.py::</w:t>
+      </w:r>
+      <w:proofErr w:type="spellStart"/>
+      <w:r>
+        <w:rPr>
+          <w:lang w:val="en-US"/>
+        </w:rPr>
+        <w:t>test_coverage_scores</w:t>
+      </w:r>
+      <w:proofErr w:type="spellEnd"/>
+      <w:r>
+        <w:rPr>
+          <w:lang w:val="en-US"/>
+        </w:rPr>
+        <w:t xml:space="preserve"> PASSED                                                                                           [ 66%]</w:t>
       </w:r>
     </w:p>
     <w:p>
@@ -3111,7 +2941,6 @@
           <w:lang w:val="en-US"/>
         </w:rPr>
       </w:pPr>
-      <w:proofErr w:type="gramStart"/>
       <w:r>
         <w:rPr>
           <w:lang w:val="en-US"/>
@@ -3119,77 +2948,18 @@
         <w:t>test_rag.py::</w:t>
       </w:r>
       <w:proofErr w:type="spellStart"/>
-      <w:proofErr w:type="gramEnd"/>
       <w:r>
         <w:rPr>
           <w:lang w:val="en-US"/>
         </w:rPr>
-        <w:t>test_coverage_scores</w:t>
+        <w:t>test_answers_not_empty</w:t>
       </w:r>
       <w:proofErr w:type="spellEnd"/>
       <w:r>
         <w:rPr>
           <w:lang w:val="en-US"/>
         </w:rPr>
-        <w:t xml:space="preserve"> PASSED                                                                                        </w:t>
-      </w:r>
-      <w:proofErr w:type="gramStart"/>
-      <w:r>
-        <w:rPr>
-          <w:lang w:val="en-US"/>
-        </w:rPr>
-        <w:t xml:space="preserve">   [</w:t>
-      </w:r>
-      <w:proofErr w:type="gramEnd"/>
-      <w:r>
-        <w:rPr>
-          <w:lang w:val="en-US"/>
-        </w:rPr>
-        <w:t xml:space="preserve"> 66%]</w:t>
-      </w:r>
-    </w:p>
-    <w:p>
-      <w:pPr>
-        <w:ind w:left="1440"/>
-        <w:rPr>
-          <w:lang w:val="en-US"/>
-        </w:rPr>
-      </w:pPr>
-      <w:proofErr w:type="gramStart"/>
-      <w:r>
-        <w:rPr>
-          <w:lang w:val="en-US"/>
-        </w:rPr>
-        <w:t>test_rag.py::</w:t>
-      </w:r>
-      <w:proofErr w:type="spellStart"/>
-      <w:proofErr w:type="gramEnd"/>
-      <w:r>
-        <w:rPr>
-          <w:lang w:val="en-US"/>
-        </w:rPr>
-        <w:t>test_answers_not_empty</w:t>
-      </w:r>
-      <w:proofErr w:type="spellEnd"/>
-      <w:r>
-        <w:rPr>
-          <w:lang w:val="en-US"/>
-        </w:rPr>
-        <w:t xml:space="preserve"> PASSED                                                                                      </w:t>
-      </w:r>
-      <w:proofErr w:type="gramStart"/>
-      <w:r>
-        <w:rPr>
-          <w:lang w:val="en-US"/>
-        </w:rPr>
-        <w:t xml:space="preserve">   [</w:t>
-      </w:r>
-      <w:proofErr w:type="gramEnd"/>
-      <w:r>
-        <w:rPr>
-          <w:lang w:val="en-US"/>
-        </w:rPr>
-        <w:t>100%]</w:t>
+        <w:t xml:space="preserve"> PASSED                                                                                         [100%]</w:t>
       </w:r>
     </w:p>
     <w:p>
@@ -3224,39 +2994,32 @@
           <w:lang w:val="fr-FR"/>
         </w:rPr>
       </w:pPr>
-      <w:proofErr w:type="gramStart"/>
       <w:r>
         <w:rPr>
           <w:lang w:val="fr-FR"/>
         </w:rPr>
         <w:t>Question:</w:t>
       </w:r>
-      <w:proofErr w:type="gramEnd"/>
     </w:p>
     <w:p>
       <w:pPr>
         <w:spacing w:after="240"/>
       </w:pPr>
       <w:r>
-        <w:t xml:space="preserve">Y a-t-il des ateliers pour les enfants à Tourcoing en </w:t>
-      </w:r>
-      <w:proofErr w:type="gramStart"/>
-      <w:r>
-        <w:t>avril ?,</w:t>
-      </w:r>
-      <w:proofErr w:type="gramEnd"/>
+        <w:t>Y a-t-il des ateliers pour les enfants à Tourcoing en avril ?,</w:t>
+      </w:r>
     </w:p>
     <w:p>
       <w:pPr>
         <w:spacing w:after="240"/>
         <w:rPr>
-          <w:lang w:val="en-US"/>
-        </w:rPr>
-      </w:pPr>
-      <w:proofErr w:type="spellStart"/>
-      <w:r>
-        <w:rPr>
-          <w:lang w:val="en-US"/>
+          <w:lang w:val="fr-FR"/>
+        </w:rPr>
+      </w:pPr>
+      <w:proofErr w:type="spellStart"/>
+      <w:r>
+        <w:rPr>
+          <w:lang w:val="fr-FR"/>
         </w:rPr>
         <w:t>ground_truth</w:t>
       </w:r>
@@ -3278,7 +3041,6 @@
         <w:spacing w:after="240"/>
       </w:pPr>
       <w:proofErr w:type="spellStart"/>
-      <w:proofErr w:type="gramStart"/>
       <w:r>
         <w:rPr>
           <w:lang w:val="fr-FR"/>
@@ -3286,26 +3048,13 @@
         <w:t>answer</w:t>
       </w:r>
       <w:proofErr w:type="spellEnd"/>
-      <w:proofErr w:type="gramEnd"/>
     </w:p>
     <w:p>
       <w:pPr>
         <w:spacing w:after="240"/>
       </w:pPr>
       <w:r>
-        <w:t xml:space="preserve">"Atelier Stop-motion | Du noir et blanc à la couleur - 11 April 2025 </w:t>
-      </w:r>
-      <w:r>
-        <w:t>–</w:t>
-      </w:r>
-      <w:r>
-        <w:t xml:space="preserve"> Tourcoing</w:t>
-      </w:r>
-      <w:r>
-        <w:t> </w:t>
-      </w:r>
-      <w:r>
-        <w:t>"</w:t>
+        <w:t>"Atelier Stop-motion | Du noir et blanc à la couleur - 11 April 2025 – Tourcoing "</w:t>
       </w:r>
     </w:p>
     <w:p>
@@ -3334,10 +3083,7 @@
         <w:spacing w:after="240"/>
       </w:pPr>
       <w:r>
-        <w:t xml:space="preserve">Expositions à Tourcoing cet </w:t>
-      </w:r>
-      <w:r>
-        <w:t>automne ?</w:t>
+        <w:t>Expositions à Tourcoing cet automne ?</w:t>
       </w:r>
     </w:p>
     <w:p>
@@ -3378,7 +3124,6 @@
         <w:spacing w:after="240"/>
       </w:pPr>
       <w:proofErr w:type="spellStart"/>
-      <w:proofErr w:type="gramStart"/>
       <w:r>
         <w:rPr>
           <w:lang w:val="fr-FR"/>
@@ -3386,20 +3131,14 @@
         <w:t>answer</w:t>
       </w:r>
       <w:proofErr w:type="spellEnd"/>
-      <w:proofErr w:type="gramEnd"/>
     </w:p>
     <w:p>
       <w:pPr>
         <w:spacing w:after="240"/>
       </w:pPr>
       <w:r>
-        <w:t xml:space="preserve">"Exposition Le Cercle des femmes - 01 October 2025 - Hazebrouck *(Note : Hors Tourcoing, </w:t>
-      </w:r>
-      <w:proofErr w:type="gramStart"/>
-      <w:r>
-        <w:t>exclu)*</w:t>
-      </w:r>
-      <w:proofErr w:type="gramEnd"/>
+        <w:t>"Exposition Le Cercle des femmes - 01 October 2025 - Hazebrouck *(Note : Hors Tourcoing, exclu)*</w:t>
+      </w:r>
     </w:p>
     <w:p>
       <w:pPr>
@@ -3684,10 +3423,7 @@
         <w:t xml:space="preserve">Main.py </w:t>
       </w:r>
       <w:r>
-        <w:t>point d’entrée de l’application</w:t>
-      </w:r>
-      <w:r>
-        <w:t xml:space="preserve"> </w:t>
+        <w:t xml:space="preserve">point d’entrée de l’application </w:t>
       </w:r>
       <w:r>
         <w:t xml:space="preserve">(Handler et le routeur) </w:t>
@@ -3705,10 +3441,7 @@
         <w:t>Exceptions.py :</w:t>
       </w:r>
       <w:r>
-        <w:t xml:space="preserve"> </w:t>
-      </w:r>
-      <w:r>
-        <w:t>gestion centralisée des erreurs</w:t>
+        <w:t xml:space="preserve"> gestion centralisée des erreurs</w:t>
       </w:r>
     </w:p>
     <w:p>
@@ -3896,12 +3629,10 @@
         <w:t xml:space="preserve"> </w:t>
       </w:r>
       <w:proofErr w:type="spellStart"/>
-      <w:proofErr w:type="gramStart"/>
       <w:r>
         <w:t>a</w:t>
       </w:r>
       <w:proofErr w:type="spellEnd"/>
-      <w:proofErr w:type="gramEnd"/>
       <w:r>
         <w:t xml:space="preserve"> partir des </w:t>
       </w:r>
@@ -3942,13 +3673,8 @@
         <w:t xml:space="preserve"> a</w:t>
       </w:r>
       <w:r>
-        <w:t xml:space="preserve">ssociées </w:t>
-      </w:r>
-      <w:proofErr w:type="gramStart"/>
-      <w:r>
-        <w:t>aux vecteur</w:t>
-      </w:r>
-      <w:proofErr w:type="gramEnd"/>
+        <w:t>ssociées aux vecteur</w:t>
+      </w:r>
     </w:p>
     <w:p>
       <w:pPr>
@@ -4061,10 +3787,7 @@
         <w:ind w:left="720"/>
       </w:pPr>
       <w:r>
-        <w:t xml:space="preserve">       </w:t>
-      </w:r>
-      <w:r>
-        <w:t>Réponds uniquement avec les événements pertinents du contexte fourni.</w:t>
+        <w:t xml:space="preserve">       Réponds uniquement avec les événements pertinents du contexte fourni.</w:t>
       </w:r>
     </w:p>
     <w:p>
@@ -4088,13 +3811,8 @@
         <w:t xml:space="preserve">        {</w:t>
       </w:r>
       <w:proofErr w:type="spellStart"/>
-      <w:proofErr w:type="gramStart"/>
-      <w:r>
-        <w:t>context</w:t>
-      </w:r>
-      <w:proofErr w:type="gramEnd"/>
-      <w:r>
-        <w:t>_text</w:t>
+      <w:r>
+        <w:t>context_text</w:t>
       </w:r>
       <w:proofErr w:type="spellEnd"/>
       <w:r>
@@ -4153,12 +3871,10 @@
         <w:t xml:space="preserve">        Aujourd'hui : {</w:t>
       </w:r>
       <w:proofErr w:type="spellStart"/>
-      <w:proofErr w:type="gramStart"/>
       <w:r>
         <w:t>today.strftime</w:t>
       </w:r>
       <w:proofErr w:type="spellEnd"/>
-      <w:proofErr w:type="gramEnd"/>
       <w:r>
         <w:t>('%d %B %Y')}</w:t>
       </w:r>
@@ -4253,13 +3969,8 @@
         <w:t>answer</w:t>
       </w:r>
       <w:proofErr w:type="spellEnd"/>
-      <w:proofErr w:type="gramStart"/>
-      <w:r>
-        <w:t>":</w:t>
-      </w:r>
-      <w:proofErr w:type="gramEnd"/>
-      <w:r>
-        <w:t xml:space="preserve"> "Teen Orchestra - 13 </w:t>
+      <w:r>
+        <w:t xml:space="preserve">": "Teen Orchestra - 13 </w:t>
       </w:r>
       <w:proofErr w:type="spellStart"/>
       <w:r>
@@ -4526,124 +4237,108 @@
         <w:t>"</w:t>
       </w:r>
       <w:proofErr w:type="spellStart"/>
-      <w:proofErr w:type="gramStart"/>
       <w:r>
         <w:rPr>
           <w:lang w:val="en-US"/>
         </w:rPr>
-        <w:t>retrieved</w:t>
-      </w:r>
-      <w:proofErr w:type="gramEnd"/>
+        <w:t>retrieved_events</w:t>
+      </w:r>
+      <w:proofErr w:type="spellEnd"/>
       <w:r>
         <w:rPr>
           <w:lang w:val="en-US"/>
         </w:rPr>
-        <w:t>_events</w:t>
-      </w:r>
-      <w:proofErr w:type="spellEnd"/>
-      <w:r>
+        <w:t>": [</w:t>
+      </w:r>
+    </w:p>
+    <w:p>
+      <w:pPr>
         <w:rPr>
           <w:lang w:val="en-US"/>
         </w:rPr>
-        <w:t>": [</w:t>
-      </w:r>
-    </w:p>
-    <w:p>
-      <w:pPr>
+      </w:pPr>
+      <w:r>
         <w:rPr>
           <w:lang w:val="en-US"/>
         </w:rPr>
-      </w:pPr>
-      <w:r>
+        <w:t xml:space="preserve">    {</w:t>
+      </w:r>
+    </w:p>
+    <w:p>
+      <w:pPr>
         <w:rPr>
           <w:lang w:val="en-US"/>
         </w:rPr>
+      </w:pPr>
+      <w:r>
+        <w:rPr>
+          <w:lang w:val="en-US"/>
+        </w:rPr>
+        <w:t xml:space="preserve">      "title": "Festival du court-</w:t>
+      </w:r>
+      <w:proofErr w:type="spellStart"/>
+      <w:r>
+        <w:rPr>
+          <w:lang w:val="en-US"/>
+        </w:rPr>
+        <w:t>métrage</w:t>
+      </w:r>
+      <w:proofErr w:type="spellEnd"/>
+      <w:r>
+        <w:rPr>
+          <w:lang w:val="en-US"/>
+        </w:rPr>
+        <w:t>",</w:t>
+      </w:r>
+    </w:p>
+    <w:p>
+      <w:pPr>
+        <w:rPr>
+          <w:lang w:val="en-US"/>
+        </w:rPr>
+      </w:pPr>
+      <w:r>
+        <w:rPr>
+          <w:lang w:val="en-US"/>
+        </w:rPr>
+        <w:t xml:space="preserve">      "city": "Lille",</w:t>
+      </w:r>
+    </w:p>
+    <w:p>
+      <w:pPr>
+        <w:rPr>
+          <w:lang w:val="en-US"/>
+        </w:rPr>
+      </w:pPr>
+      <w:r>
+        <w:rPr>
+          <w:lang w:val="en-US"/>
+        </w:rPr>
+        <w:t xml:space="preserve">      "start": "22 March 2025",</w:t>
+      </w:r>
+    </w:p>
+    <w:p>
+      <w:r>
+        <w:rPr>
+          <w:lang w:val="en-US"/>
+        </w:rPr>
+        <w:t xml:space="preserve">      </w:t>
+      </w:r>
+      <w:r>
+        <w:t>"end": "22 March 2025"</w:t>
+      </w:r>
+    </w:p>
+    <w:p>
+      <w:r>
+        <w:t xml:space="preserve">    },</w:t>
+      </w:r>
+    </w:p>
+    <w:p>
+      <w:r>
         <w:t xml:space="preserve">    {</w:t>
       </w:r>
     </w:p>
     <w:p>
-      <w:pPr>
-        <w:rPr>
-          <w:lang w:val="en-US"/>
-        </w:rPr>
-      </w:pPr>
-      <w:r>
-        <w:rPr>
-          <w:lang w:val="en-US"/>
-        </w:rPr>
-        <w:t xml:space="preserve">      "title": "Festival du court-</w:t>
-      </w:r>
-      <w:proofErr w:type="spellStart"/>
-      <w:r>
-        <w:rPr>
-          <w:lang w:val="en-US"/>
-        </w:rPr>
-        <w:t>métrage</w:t>
-      </w:r>
-      <w:proofErr w:type="spellEnd"/>
-      <w:r>
-        <w:rPr>
-          <w:lang w:val="en-US"/>
-        </w:rPr>
-        <w:t>",</w:t>
-      </w:r>
-    </w:p>
-    <w:p>
-      <w:pPr>
-        <w:rPr>
-          <w:lang w:val="en-US"/>
-        </w:rPr>
-      </w:pPr>
-      <w:r>
-        <w:rPr>
-          <w:lang w:val="en-US"/>
-        </w:rPr>
-        <w:t xml:space="preserve">      "city": "Lille",</w:t>
-      </w:r>
-    </w:p>
-    <w:p>
-      <w:pPr>
-        <w:rPr>
-          <w:lang w:val="en-US"/>
-        </w:rPr>
-      </w:pPr>
-      <w:r>
-        <w:rPr>
-          <w:lang w:val="en-US"/>
-        </w:rPr>
-        <w:t xml:space="preserve">      "start": "22 March 2025",</w:t>
-      </w:r>
-    </w:p>
-    <w:p>
-      <w:r>
-        <w:rPr>
-          <w:lang w:val="en-US"/>
-        </w:rPr>
-        <w:t xml:space="preserve">      </w:t>
-      </w:r>
-      <w:r>
-        <w:t>"end</w:t>
-      </w:r>
-      <w:proofErr w:type="gramStart"/>
-      <w:r>
-        <w:t>":</w:t>
-      </w:r>
-      <w:proofErr w:type="gramEnd"/>
-      <w:r>
-        <w:t xml:space="preserve"> "22 March 2025"</w:t>
-      </w:r>
-    </w:p>
-    <w:p>
-      <w:r>
-        <w:t xml:space="preserve">    },</w:t>
-      </w:r>
-    </w:p>
-    <w:p>
-      <w:r>
-        <w:t xml:space="preserve">    {</w:t>
-      </w:r>
-    </w:p>
-    <w:p>
       <w:r>
         <w:t xml:space="preserve">      "</w:t>
       </w:r>
@@ -4652,13 +4347,8 @@
         <w:t>title</w:t>
       </w:r>
       <w:proofErr w:type="spellEnd"/>
-      <w:proofErr w:type="gramStart"/>
-      <w:r>
-        <w:t>":</w:t>
-      </w:r>
-      <w:proofErr w:type="gramEnd"/>
-      <w:r>
-        <w:t xml:space="preserve"> "\"Pas à Pas\", concert entre les livres !",</w:t>
+      <w:r>
+        <w:t>": "\"Pas à Pas\", concert entre les livres !",</w:t>
       </w:r>
     </w:p>
     <w:p>
@@ -6523,6 +6213,7 @@
   <w:style w:type="character" w:default="1" w:styleId="Policepardfaut">
     <w:name w:val="Default Paragraph Font"/>
     <w:uiPriority w:val="1"/>
+    <w:semiHidden/>
     <w:unhideWhenUsed/>
   </w:style>
   <w:style w:type="table" w:default="1" w:styleId="TableauNormal">
